--- a/R_900230/TokenizationApi/REG-DIN-008 - 900230_Adecuaciones GetAvalibleCards y GetSelectedCards.docx
+++ b/R_900230/TokenizationApi/REG-DIN-008 - 900230_Adecuaciones GetAvalibleCards y GetSelectedCards.docx
@@ -97,7 +97,7 @@
                 <w:color w:val="000000"/>
                 <w:sz w:val="20"/>
               </w:rPr>
-              <w:t xml:space="preserve">FECHA:   </w:t>
+              <w:t>FECHA:   1</w:t>
             </w:r>
             <w:r>
               <w:rPr>
@@ -105,7 +105,7 @@
                 <w:color w:val="000000"/>
                 <w:sz w:val="20"/>
               </w:rPr>
-              <w:t>11</w:t>
+              <w:t>7</w:t>
             </w:r>
             <w:r>
               <w:rPr>
@@ -113,23 +113,7 @@
                 <w:color w:val="000000"/>
                 <w:sz w:val="20"/>
               </w:rPr>
-              <w:t>/0</w:t>
-            </w:r>
-            <w:r>
-              <w:rPr>
-                <w:b/>
-                <w:color w:val="000000"/>
-                <w:sz w:val="20"/>
-              </w:rPr>
-              <w:t>9</w:t>
-            </w:r>
-            <w:r>
-              <w:rPr>
-                <w:b/>
-                <w:color w:val="000000"/>
-                <w:sz w:val="20"/>
-              </w:rPr>
-              <w:t>/2026</w:t>
+              <w:t>/09/2026</w:t>
             </w:r>
           </w:p>
         </w:tc>
@@ -309,18 +293,7 @@
                 <w:szCs w:val="27"/>
                 <w:shd w:fill="FFFFFF" w:val="clear"/>
               </w:rPr>
-              <w:t>9002</w:t>
-            </w:r>
-            <w:r>
-              <w:rPr>
-                <w:rFonts w:cs="Segoe UI" w:ascii="Segoe UI" w:hAnsi="Segoe UI"/>
-                <w:b/>
-                <w:color w:val="000000"/>
-                <w:sz w:val="20"/>
-                <w:szCs w:val="27"/>
-                <w:shd w:fill="FFFFFF" w:val="clear"/>
-              </w:rPr>
-              <w:t>30</w:t>
+              <w:t>900230</w:t>
             </w:r>
           </w:p>
         </w:tc>
@@ -654,23 +627,7 @@
                 <w:color w:val="000000"/>
                 <w:sz w:val="20"/>
               </w:rPr>
-              <w:t xml:space="preserve">    9002</w:t>
-            </w:r>
-            <w:r>
-              <w:rPr>
-                <w:rFonts w:cs="Helv" w:ascii="Helv" w:hAnsi="Helv"/>
-                <w:color w:val="000000"/>
-                <w:sz w:val="20"/>
-              </w:rPr>
-              <w:t>30</w:t>
-            </w:r>
-            <w:r>
-              <w:rPr>
-                <w:rFonts w:cs="Helv" w:ascii="Helv" w:hAnsi="Helv"/>
-                <w:color w:val="000000"/>
-                <w:sz w:val="20"/>
-              </w:rPr>
-              <w:t xml:space="preserve"> </w:t>
+              <w:t xml:space="preserve">    900230 </w:t>
             </w:r>
             <w:bookmarkStart w:id="0" w:name="_GoBack"/>
             <w:r>
@@ -2382,7 +2339,7 @@
         <wp:inline distT="0" distB="0" distL="0" distR="0">
           <wp:extent cx="6053455" cy="733425"/>
           <wp:effectExtent l="0" t="0" r="0" b="0"/>
-          <wp:docPr id="5" name="Imagen 22 Copia 1 Copia 1 Copia 1 Copia 1 Copia 1 Copia 1 Copia 1 Copia 1 Copia 1 Copia 1 Copia 1 Copia 1 Copia 1 Copia 1 Copia 1 Copia 1" descr="cid:image004.jpg@01D74E57.C4EA2700"/>
+          <wp:docPr id="5" name="Imagen 22 Copia 1 Copia 1 Copia 1 Copia 1 Copia 1 Copia 1 Copia 1 Copia 1 Copia 1 Copia 1 Copia 1 Copia 1 Copia 1 Copia 1 Copia 1 Copia 1 Copia 1" descr="cid:image004.jpg@01D74E57.C4EA2700"/>
           <wp:cNvGraphicFramePr>
             <a:graphicFrameLocks xmlns:a="http://schemas.openxmlformats.org/drawingml/2006/main" noChangeAspect="1"/>
           </wp:cNvGraphicFramePr>
@@ -2390,7 +2347,7 @@
             <a:graphicData uri="http://schemas.openxmlformats.org/drawingml/2006/picture">
               <pic:pic xmlns:pic="http://schemas.openxmlformats.org/drawingml/2006/picture">
                 <pic:nvPicPr>
-                  <pic:cNvPr id="5" name="Imagen 22 Copia 1 Copia 1 Copia 1 Copia 1 Copia 1 Copia 1 Copia 1 Copia 1 Copia 1 Copia 1 Copia 1 Copia 1 Copia 1 Copia 1 Copia 1 Copia 1" descr="cid:image004.jpg@01D74E57.C4EA2700"/>
+                  <pic:cNvPr id="5" name="Imagen 22 Copia 1 Copia 1 Copia 1 Copia 1 Copia 1 Copia 1 Copia 1 Copia 1 Copia 1 Copia 1 Copia 1 Copia 1 Copia 1 Copia 1 Copia 1 Copia 1 Copia 1" descr="cid:image004.jpg@01D74E57.C4EA2700"/>
                   <pic:cNvPicPr>
                     <a:picLocks noChangeAspect="1" noChangeArrowheads="1"/>
                   </pic:cNvPicPr>
@@ -2434,7 +2391,7 @@
         <wp:inline distT="0" distB="0" distL="0" distR="0">
           <wp:extent cx="6053455" cy="733425"/>
           <wp:effectExtent l="0" t="0" r="0" b="0"/>
-          <wp:docPr id="6" name="Imagen 23 Copia 1 Copia 1 Copia 1 Copia 1 Copia 1 Copia 1 Copia 1 Copia 1 Copia 1 Copia 1 Copia 1 Copia 1 Copia 1 Copia 1 Copia 1 Copia 1" descr="cid:image004.jpg@01D74E57.C4EA2700"/>
+          <wp:docPr id="6" name="Imagen 23 Copia 1 Copia 1 Copia 1 Copia 1 Copia 1 Copia 1 Copia 1 Copia 1 Copia 1 Copia 1 Copia 1 Copia 1 Copia 1 Copia 1 Copia 1 Copia 1 Copia 1" descr="cid:image004.jpg@01D74E57.C4EA2700"/>
           <wp:cNvGraphicFramePr>
             <a:graphicFrameLocks xmlns:a="http://schemas.openxmlformats.org/drawingml/2006/main" noChangeAspect="1"/>
           </wp:cNvGraphicFramePr>
@@ -2442,7 +2399,7 @@
             <a:graphicData uri="http://schemas.openxmlformats.org/drawingml/2006/picture">
               <pic:pic xmlns:pic="http://schemas.openxmlformats.org/drawingml/2006/picture">
                 <pic:nvPicPr>
-                  <pic:cNvPr id="6" name="Imagen 23 Copia 1 Copia 1 Copia 1 Copia 1 Copia 1 Copia 1 Copia 1 Copia 1 Copia 1 Copia 1 Copia 1 Copia 1 Copia 1 Copia 1 Copia 1 Copia 1" descr="cid:image004.jpg@01D74E57.C4EA2700"/>
+                  <pic:cNvPr id="6" name="Imagen 23 Copia 1 Copia 1 Copia 1 Copia 1 Copia 1 Copia 1 Copia 1 Copia 1 Copia 1 Copia 1 Copia 1 Copia 1 Copia 1 Copia 1 Copia 1 Copia 1 Copia 1" descr="cid:image004.jpg@01D74E57.C4EA2700"/>
                   <pic:cNvPicPr>
                     <a:picLocks noChangeAspect="1" noChangeArrowheads="1"/>
                   </pic:cNvPicPr>
@@ -2496,7 +2453,7 @@
         <wp:inline distT="0" distB="0" distL="0" distR="0">
           <wp:extent cx="3619500" cy="732790"/>
           <wp:effectExtent l="0" t="0" r="0" b="0"/>
-          <wp:docPr id="7" name="Imagen 4 Copia 1 Copia 1 Copia 1 Copia 1 Copia 1 Copia 1 Copia 1 Copia 1 Copia 1 Copia 1 Copia 1 Copia 1 Copia 1 Copia 1 Copia 1 Copia 1" descr="cid:image004.jpg@01D74E57.C4EA2700"/>
+          <wp:docPr id="7" name="Imagen 4 Copia 1 Copia 1 Copia 1 Copia 1 Copia 1 Copia 1 Copia 1 Copia 1 Copia 1 Copia 1 Copia 1 Copia 1 Copia 1 Copia 1 Copia 1 Copia 1 Copia 1" descr="cid:image004.jpg@01D74E57.C4EA2700"/>
           <wp:cNvGraphicFramePr>
             <a:graphicFrameLocks xmlns:a="http://schemas.openxmlformats.org/drawingml/2006/main" noChangeAspect="1"/>
           </wp:cNvGraphicFramePr>
@@ -2504,7 +2461,7 @@
             <a:graphicData uri="http://schemas.openxmlformats.org/drawingml/2006/picture">
               <pic:pic xmlns:pic="http://schemas.openxmlformats.org/drawingml/2006/picture">
                 <pic:nvPicPr>
-                  <pic:cNvPr id="7" name="Imagen 4 Copia 1 Copia 1 Copia 1 Copia 1 Copia 1 Copia 1 Copia 1 Copia 1 Copia 1 Copia 1 Copia 1 Copia 1 Copia 1 Copia 1 Copia 1 Copia 1" descr="cid:image004.jpg@01D74E57.C4EA2700"/>
+                  <pic:cNvPr id="7" name="Imagen 4 Copia 1 Copia 1 Copia 1 Copia 1 Copia 1 Copia 1 Copia 1 Copia 1 Copia 1 Copia 1 Copia 1 Copia 1 Copia 1 Copia 1 Copia 1 Copia 1 Copia 1" descr="cid:image004.jpg@01D74E57.C4EA2700"/>
                   <pic:cNvPicPr>
                     <a:picLocks noChangeAspect="1" noChangeArrowheads="1"/>
                   </pic:cNvPicPr>
@@ -2547,7 +2504,7 @@
         <wp:inline distT="0" distB="0" distL="0" distR="0">
           <wp:extent cx="2434590" cy="733425"/>
           <wp:effectExtent l="0" t="0" r="0" b="0"/>
-          <wp:docPr id="8" name="Imagen 3 Copia 1 Copia 1 Copia 1 Copia 1 Copia 1 Copia 1 Copia 1 Copia 1 Copia 1 Copia 1 Copia 1 Copia 1 Copia 1 Copia 1 Copia 1 Copia 1" descr="cid:image004.jpg@01D74E57.C4EA2700"/>
+          <wp:docPr id="8" name="Imagen 3 Copia 1 Copia 1 Copia 1 Copia 1 Copia 1 Copia 1 Copia 1 Copia 1 Copia 1 Copia 1 Copia 1 Copia 1 Copia 1 Copia 1 Copia 1 Copia 1 Copia 1" descr="cid:image004.jpg@01D74E57.C4EA2700"/>
           <wp:cNvGraphicFramePr>
             <a:graphicFrameLocks xmlns:a="http://schemas.openxmlformats.org/drawingml/2006/main" noChangeAspect="1"/>
           </wp:cNvGraphicFramePr>
@@ -2555,7 +2512,7 @@
             <a:graphicData uri="http://schemas.openxmlformats.org/drawingml/2006/picture">
               <pic:pic xmlns:pic="http://schemas.openxmlformats.org/drawingml/2006/picture">
                 <pic:nvPicPr>
-                  <pic:cNvPr id="8" name="Imagen 3 Copia 1 Copia 1 Copia 1 Copia 1 Copia 1 Copia 1 Copia 1 Copia 1 Copia 1 Copia 1 Copia 1 Copia 1 Copia 1 Copia 1 Copia 1 Copia 1" descr="cid:image004.jpg@01D74E57.C4EA2700"/>
+                  <pic:cNvPr id="8" name="Imagen 3 Copia 1 Copia 1 Copia 1 Copia 1 Copia 1 Copia 1 Copia 1 Copia 1 Copia 1 Copia 1 Copia 1 Copia 1 Copia 1 Copia 1 Copia 1 Copia 1 Copia 1" descr="cid:image004.jpg@01D74E57.C4EA2700"/>
                   <pic:cNvPicPr>
                     <a:picLocks noChangeAspect="1" noChangeArrowheads="1"/>
                   </pic:cNvPicPr>
@@ -3259,7 +3216,7 @@
     <w:pPr>
       <w:widowControl/>
       <w:suppressAutoHyphens w:val="true"/>
-      <w:overflowPunct w:val="false"/>
+      <w:overflowPunct w:val="true"/>
       <w:bidi w:val="0"/>
       <w:spacing w:before="0" w:after="240"/>
       <w:jc w:val="left"/>
@@ -3993,7 +3950,7 @@
     <w:pPr>
       <w:widowControl/>
       <w:suppressAutoHyphens w:val="true"/>
-      <w:overflowPunct w:val="false"/>
+      <w:overflowPunct w:val="true"/>
       <w:bidi w:val="0"/>
       <w:spacing w:before="0" w:after="0"/>
       <w:jc w:val="left"/>
@@ -4035,7 +3992,7 @@
     <w:name w:val="Body Text Indent"/>
     <w:basedOn w:val="BodyText"/>
     <w:pPr>
-      <w:overflowPunct w:val="true"/>
+      <w:overflowPunct w:val="false"/>
       <w:spacing w:lineRule="atLeast" w:line="240" w:before="0" w:after="240"/>
       <w:ind w:firstLine="360" w:left="360"/>
       <w:jc w:val="both"/>
@@ -4051,7 +4008,7 @@
     <w:basedOn w:val="Normal"/>
     <w:qFormat/>
     <w:pPr>
-      <w:overflowPunct w:val="true"/>
+      <w:overflowPunct w:val="false"/>
       <w:spacing w:before="60" w:after="60"/>
       <w:textAlignment w:val="auto"/>
     </w:pPr>
@@ -4122,7 +4079,7 @@
     <w:basedOn w:val="BodyText"/>
     <w:qFormat/>
     <w:pPr>
-      <w:overflowPunct w:val="true"/>
+      <w:overflowPunct w:val="false"/>
       <w:spacing w:lineRule="auto" w:line="360" w:before="120" w:after="120"/>
       <w:jc w:val="both"/>
       <w:textAlignment w:val="auto"/>
@@ -4138,7 +4095,7 @@
     <w:basedOn w:val="Normal"/>
     <w:qFormat/>
     <w:pPr>
-      <w:overflowPunct w:val="true"/>
+      <w:overflowPunct w:val="false"/>
       <w:spacing w:lineRule="auto" w:line="276" w:before="0" w:after="0"/>
       <w:ind w:left="720"/>
       <w:contextualSpacing/>
@@ -4178,7 +4135,7 @@
     <w:pPr>
       <w:widowControl/>
       <w:suppressAutoHyphens w:val="true"/>
-      <w:overflowPunct w:val="true"/>
+      <w:overflowPunct w:val="false"/>
       <w:bidi w:val="0"/>
       <w:spacing w:before="0" w:after="0"/>
       <w:jc w:val="left"/>
